--- a/5испсп/стандарты/Практ задание 4_составление ТЗ.docx
+++ b/5испсп/стандарты/Практ задание 4_составление ТЗ.docx
@@ -55,7 +55,51 @@
           <w:szCs w:val="44"/>
           <w:lang w:eastAsia="ru-RU"/>
         </w:rPr>
-        <w:t xml:space="preserve">Составьте ТЗ по любой написанной ранее курсовой работе. При </w:t>
+        <w:t>Составьте ТЗ по написанной ранее курсовой работе</w:t>
+      </w:r>
+      <w:r>
+        <w:rPr>
+          <w:rFonts w:ascii="Times New Roman" w:eastAsia="Times New Roman" w:hAnsi="Times New Roman" w:cs="Times New Roman"/>
+          <w:bCs/>
+          <w:color w:val="000000"/>
+          <w:sz w:val="44"/>
+          <w:szCs w:val="44"/>
+          <w:lang w:eastAsia="ru-RU"/>
+        </w:rPr>
+        <w:t xml:space="preserve"> (</w:t>
+      </w:r>
+      <w:r>
+        <w:rPr>
+          <w:rFonts w:ascii="Times New Roman" w:eastAsia="Times New Roman" w:hAnsi="Times New Roman" w:cs="Times New Roman"/>
+          <w:bCs/>
+          <w:color w:val="000000"/>
+          <w:sz w:val="44"/>
+          <w:szCs w:val="44"/>
+          <w:lang w:eastAsia="ru-RU"/>
+        </w:rPr>
+        <w:t>по дисциплине «Объектно-ориентированный анализ и программирование» – 1С</w:t>
+      </w:r>
+      <w:r>
+        <w:rPr>
+          <w:rFonts w:ascii="Times New Roman" w:eastAsia="Times New Roman" w:hAnsi="Times New Roman" w:cs="Times New Roman"/>
+          <w:bCs/>
+          <w:color w:val="000000"/>
+          <w:sz w:val="44"/>
+          <w:szCs w:val="44"/>
+          <w:lang w:eastAsia="ru-RU"/>
+        </w:rPr>
+        <w:t>)</w:t>
+      </w:r>
+      <w:r>
+        <w:rPr>
+          <w:rFonts w:ascii="Times New Roman" w:eastAsia="Times New Roman" w:hAnsi="Times New Roman" w:cs="Times New Roman"/>
+          <w:bCs/>
+          <w:color w:val="000000"/>
+          <w:sz w:val="44"/>
+          <w:szCs w:val="44"/>
+          <w:lang w:eastAsia="ru-RU"/>
+        </w:rPr>
+        <w:t xml:space="preserve">. При </w:t>
       </w:r>
       <w:r>
         <w:rPr>
@@ -101,6 +145,54 @@
           <w:lang w:eastAsia="ru-RU"/>
         </w:rPr>
         <w:t> («Единая система программной документации. Техническое задание. Требования к содержанию и оформлению»)</w:t>
+      </w:r>
+      <w:r>
+        <w:rPr>
+          <w:rFonts w:ascii="Times New Roman" w:eastAsia="Times New Roman" w:hAnsi="Times New Roman" w:cs="Times New Roman"/>
+          <w:bCs/>
+          <w:color w:val="000000"/>
+          <w:sz w:val="44"/>
+          <w:szCs w:val="44"/>
+          <w:lang w:eastAsia="ru-RU"/>
+        </w:rPr>
+        <w:t>.</w:t>
+      </w:r>
+    </w:p>
+    <w:p>
+      <w:pPr>
+        <w:pBdr>
+          <w:top w:val="single" w:sz="4" w:space="1" w:color="auto"/>
+          <w:left w:val="single" w:sz="4" w:space="4" w:color="auto"/>
+          <w:bottom w:val="single" w:sz="4" w:space="1" w:color="auto"/>
+          <w:right w:val="single" w:sz="4" w:space="4" w:color="auto"/>
+        </w:pBdr>
+        <w:shd w:val="clear" w:color="auto" w:fill="FFFFFF"/>
+        <w:spacing w:before="75" w:after="75" w:line="240" w:lineRule="auto"/>
+        <w:jc w:val="both"/>
+        <w:outlineLvl w:val="2"/>
+        <w:rPr>
+          <w:rFonts w:ascii="Times New Roman" w:eastAsia="Times New Roman" w:hAnsi="Times New Roman" w:cs="Times New Roman"/>
+          <w:b/>
+          <w:bCs/>
+          <w:i/>
+          <w:color w:val="FF0000"/>
+          <w:sz w:val="44"/>
+          <w:szCs w:val="44"/>
+          <w:lang w:eastAsia="ru-RU"/>
+        </w:rPr>
+      </w:pPr>
+      <w:r>
+        <w:rPr>
+          <w:rFonts w:ascii="Times New Roman" w:eastAsia="Times New Roman" w:hAnsi="Times New Roman" w:cs="Times New Roman"/>
+          <w:b/>
+          <w:bCs/>
+          <w:i/>
+          <w:color w:val="FF0000"/>
+          <w:sz w:val="44"/>
+          <w:szCs w:val="44"/>
+          <w:lang w:eastAsia="ru-RU"/>
+        </w:rPr>
+        <w:t>К выполненному ТЗ также приложите еще сам текст выполненной курсовой (только оформленный текст без реализации)</w:t>
       </w:r>
     </w:p>
     <w:p>
@@ -3061,6 +3153,7 @@
   <w:style w:type="character" w:default="1" w:styleId="a0">
     <w:name w:val="Default Paragraph Font"/>
     <w:uiPriority w:val="1"/>
+    <w:semiHidden/>
     <w:unhideWhenUsed/>
   </w:style>
   <w:style w:type="table" w:default="1" w:styleId="a1">
@@ -3452,7 +3545,7 @@
   <a:extraClrSchemeLst/>
   <a:extLst>
     <a:ext uri="{05A4C25C-085E-4340-85A3-A5531E510DB2}">
-      <thm15:themeFamily xmlns:thm15="http://schemas.microsoft.com/office/thememl/2012/main" xmlns="" name="Office Theme" id="{62F939B6-93AF-4DB8-9C6B-D6C7DFDC589F}" vid="{4A3C46E8-61CC-4603-A589-7422A47A8E4A}"/>
+      <thm15:themeFamily xmlns="" xmlns:thm15="http://schemas.microsoft.com/office/thememl/2012/main" name="Office Theme" id="{62F939B6-93AF-4DB8-9C6B-D6C7DFDC589F}" vid="{4A3C46E8-61CC-4603-A589-7422A47A8E4A}"/>
     </a:ext>
   </a:extLst>
 </a:theme>
